--- a/aura-documents/output/word/01-governance/06-brand-guidelines.docx
+++ b/aura-documents/output/word/01-governance/06-brand-guidelines.docx
@@ -30,7 +30,7 @@
           <w:color w:val="7A6753"/>
           <w:sz w:val="16"/>
         </w:rPr>
-        <w:t xml:space="preserve">Document No. AUR-GOV-06 · Version 0.1 (Draft) · Owner: Founder &amp; CEO · Effective: </w:t>
+        <w:t xml:space="preserve">Document No. AUR-GOV-06 · Version 0.2 (Draft) · Owner: Founder &amp; CEO · Effective: </w:t>
       </w:r>
       <w:r>
         <w:rPr>
@@ -3741,7 +3741,7 @@
           <w:color w:val="4A3A2C"/>
           <w:sz w:val="20"/>
         </w:rPr>
-        <w:t xml:space="preserve"> stillness, the moment after; eyes closed, slow breathing, robes, towels and quiet spaces.</w:t>
+        <w:t xml:space="preserve"> stillness, the moment after; eyes closed, slow breathing, robes, Aura-branded towels, clothing and slippers, copper mugs of herbal tea, and quiet spaces.</w:t>
       </w:r>
     </w:p>
     <w:p>
@@ -3861,7 +3861,7 @@
           <w:color w:val="4A3A2C"/>
           <w:sz w:val="20"/>
         </w:rPr>
-        <w:t>IV therapy imagery shows the calm setting and the clinician, not the procedure.</w:t>
+        <w:t>No clinical or IV imagery: The Aura offers no medical treatments at launch.</w:t>
       </w:r>
     </w:p>
     <w:p>
@@ -4414,7 +4414,7 @@
                 <w:color w:val="4A3A2C"/>
                 <w:sz w:val="17"/>
               </w:rPr>
-              <w:t>"Silence and darkness. Skin-temperature water."</w:t>
+              <w:t>"Fully clothed. Weightless on warm water."</w:t>
             </w:r>
           </w:p>
         </w:tc>
@@ -4626,7 +4626,7 @@
                 <w:color w:val="4A3A2C"/>
                 <w:sz w:val="17"/>
               </w:rPr>
-              <w:t>Guest</w:t>
+              <w:t>Healer</w:t>
             </w:r>
           </w:p>
         </w:tc>
@@ -4647,6 +4647,69 @@
                 <w:color w:val="4A3A2C"/>
                 <w:sz w:val="17"/>
               </w:rPr>
+              <w:t>Therapist, doctor, consultant</w:t>
+            </w:r>
+          </w:p>
+        </w:tc>
+        <w:tc>
+          <w:tcPr>
+            <w:tcW w:type="dxa" w:w="3137"/>
+            <w:shd w:val="clear" w:color="auto" w:fill="FBF5EE"/>
+          </w:tcPr>
+          <w:p>
+            <w:pPr>
+              <w:spacing w:before="40" w:after="40" w:line="276" w:lineRule="auto"/>
+            </w:pPr>
+            <w:r>
+              <w:rPr>
+                <w:rFonts w:ascii="Jost" w:hAnsi="Jost" w:cs="Jost" w:eastAsia="Jost"/>
+                <w:b w:val="0"/>
+                <w:i w:val="0"/>
+                <w:color w:val="4A3A2C"/>
+                <w:sz w:val="17"/>
+              </w:rPr>
+              <w:t>Our holistic / energy-healing practitioners who run every first-visit consultation and design personalised packages</w:t>
+            </w:r>
+          </w:p>
+        </w:tc>
+      </w:tr>
+      <w:tr>
+        <w:tc>
+          <w:tcPr>
+            <w:tcW w:type="dxa" w:w="3137"/>
+          </w:tcPr>
+          <w:p>
+            <w:pPr>
+              <w:spacing w:before="40" w:after="40" w:line="276" w:lineRule="auto"/>
+            </w:pPr>
+            <w:r>
+              <w:rPr>
+                <w:rFonts w:ascii="Jost" w:hAnsi="Jost" w:cs="Jost" w:eastAsia="Jost"/>
+                <w:b w:val="0"/>
+                <w:i w:val="0"/>
+                <w:color w:val="4A3A2C"/>
+                <w:sz w:val="17"/>
+              </w:rPr>
+              <w:t>Guest</w:t>
+            </w:r>
+          </w:p>
+        </w:tc>
+        <w:tc>
+          <w:tcPr>
+            <w:tcW w:type="dxa" w:w="3137"/>
+          </w:tcPr>
+          <w:p>
+            <w:pPr>
+              <w:spacing w:before="40" w:after="40" w:line="276" w:lineRule="auto"/>
+            </w:pPr>
+            <w:r>
+              <w:rPr>
+                <w:rFonts w:ascii="Jost" w:hAnsi="Jost" w:cs="Jost" w:eastAsia="Jost"/>
+                <w:b w:val="0"/>
+                <w:i w:val="0"/>
+                <w:color w:val="4A3A2C"/>
+                <w:sz w:val="17"/>
+              </w:rPr>
               <w:t>Patient, client, customer</w:t>
             </w:r>
           </w:p>
@@ -4654,7 +4717,6 @@
         <w:tc>
           <w:tcPr>
             <w:tcW w:type="dxa" w:w="3137"/>
-            <w:shd w:val="clear" w:color="auto" w:fill="FBF5EE"/>
           </w:tcPr>
           <w:p>
             <w:pPr>
@@ -4677,6 +4739,7 @@
         <w:tc>
           <w:tcPr>
             <w:tcW w:type="dxa" w:w="3137"/>
+            <w:shd w:val="clear" w:color="auto" w:fill="FBF5EE"/>
           </w:tcPr>
           <w:p>
             <w:pPr>
@@ -4697,6 +4760,7 @@
         <w:tc>
           <w:tcPr>
             <w:tcW w:type="dxa" w:w="3137"/>
+            <w:shd w:val="clear" w:color="auto" w:fill="FBF5EE"/>
           </w:tcPr>
           <w:p>
             <w:pPr>
@@ -4717,6 +4781,7 @@
         <w:tc>
           <w:tcPr>
             <w:tcW w:type="dxa" w:w="3137"/>
+            <w:shd w:val="clear" w:color="auto" w:fill="FBF5EE"/>
           </w:tcPr>
           <w:p>
             <w:pPr>
@@ -4739,7 +4804,6 @@
         <w:tc>
           <w:tcPr>
             <w:tcW w:type="dxa" w:w="3137"/>
-            <w:shd w:val="clear" w:color="auto" w:fill="FBF5EE"/>
           </w:tcPr>
           <w:p>
             <w:pPr>
@@ -4760,7 +4824,6 @@
         <w:tc>
           <w:tcPr>
             <w:tcW w:type="dxa" w:w="3137"/>
-            <w:shd w:val="clear" w:color="auto" w:fill="FBF5EE"/>
           </w:tcPr>
           <w:p>
             <w:pPr>
@@ -4781,7 +4844,6 @@
         <w:tc>
           <w:tcPr>
             <w:tcW w:type="dxa" w:w="3137"/>
-            <w:shd w:val="clear" w:color="auto" w:fill="FBF5EE"/>
           </w:tcPr>
           <w:p>
             <w:pPr>
@@ -4804,6 +4866,7 @@
         <w:tc>
           <w:tcPr>
             <w:tcW w:type="dxa" w:w="3137"/>
+            <w:shd w:val="clear" w:color="auto" w:fill="FBF5EE"/>
           </w:tcPr>
           <w:p>
             <w:pPr>
@@ -4824,6 +4887,7 @@
         <w:tc>
           <w:tcPr>
             <w:tcW w:type="dxa" w:w="3137"/>
+            <w:shd w:val="clear" w:color="auto" w:fill="FBF5EE"/>
           </w:tcPr>
           <w:p>
             <w:pPr>
@@ -4844,6 +4908,7 @@
         <w:tc>
           <w:tcPr>
             <w:tcW w:type="dxa" w:w="3137"/>
+            <w:shd w:val="clear" w:color="auto" w:fill="FBF5EE"/>
           </w:tcPr>
           <w:p>
             <w:pPr>
@@ -4857,7 +4922,69 @@
                 <w:color w:val="4A3A2C"/>
                 <w:sz w:val="17"/>
               </w:rPr>
-              <w:t>"Eleven modalities across three pillars"</w:t>
+              <w:t>"Eight Elevé modalities, plus Guided Breathwork and Sound Healing"</w:t>
+            </w:r>
+          </w:p>
+        </w:tc>
+      </w:tr>
+      <w:tr>
+        <w:tc>
+          <w:tcPr>
+            <w:tcW w:type="dxa" w:w="3137"/>
+          </w:tcPr>
+          <w:p>
+            <w:pPr>
+              <w:spacing w:before="40" w:after="40" w:line="276" w:lineRule="auto"/>
+            </w:pPr>
+            <w:r>
+              <w:rPr>
+                <w:rFonts w:ascii="Jost" w:hAnsi="Jost" w:cs="Jost" w:eastAsia="Jost"/>
+                <w:b w:val="0"/>
+                <w:i w:val="0"/>
+                <w:color w:val="4A3A2C"/>
+                <w:sz w:val="17"/>
+              </w:rPr>
+              <w:t>Protocol</w:t>
+            </w:r>
+          </w:p>
+        </w:tc>
+        <w:tc>
+          <w:tcPr>
+            <w:tcW w:type="dxa" w:w="3137"/>
+          </w:tcPr>
+          <w:p>
+            <w:pPr>
+              <w:spacing w:before="40" w:after="40" w:line="276" w:lineRule="auto"/>
+            </w:pPr>
+            <w:r>
+              <w:rPr>
+                <w:rFonts w:ascii="Jost" w:hAnsi="Jost" w:cs="Jost" w:eastAsia="Jost"/>
+                <w:b w:val="0"/>
+                <w:i w:val="0"/>
+                <w:color w:val="4A3A2C"/>
+                <w:sz w:val="17"/>
+              </w:rPr>
+              <w:t>Programme of treatment</w:t>
+            </w:r>
+          </w:p>
+        </w:tc>
+        <w:tc>
+          <w:tcPr>
+            <w:tcW w:type="dxa" w:w="3137"/>
+          </w:tcPr>
+          <w:p>
+            <w:pPr>
+              <w:spacing w:before="40" w:after="40" w:line="276" w:lineRule="auto"/>
+            </w:pPr>
+            <w:r>
+              <w:rPr>
+                <w:rFonts w:ascii="Jost" w:hAnsi="Jost" w:cs="Jost" w:eastAsia="Jost"/>
+                <w:b w:val="0"/>
+                <w:i w:val="0"/>
+                <w:color w:val="4A3A2C"/>
+                <w:sz w:val="17"/>
+              </w:rPr>
+              <w:t>The sequence a Host tailors on the day; a Healer designs the personalised package</w:t>
             </w:r>
           </w:p>
         </w:tc>
@@ -4880,7 +5007,7 @@
                 <w:color w:val="4A3A2C"/>
                 <w:sz w:val="17"/>
               </w:rPr>
-              <w:t>Protocol</w:t>
+              <w:t>Studio</w:t>
             </w:r>
           </w:p>
         </w:tc>
@@ -4901,7 +5028,7 @@
                 <w:color w:val="4A3A2C"/>
                 <w:sz w:val="17"/>
               </w:rPr>
-              <w:t>Programme of treatment</w:t>
+              <w:t>Clinic (in general marketing)</w:t>
             </w:r>
           </w:p>
         </w:tc>
@@ -4909,68 +5036,6 @@
           <w:tcPr>
             <w:tcW w:type="dxa" w:w="3137"/>
             <w:shd w:val="clear" w:color="auto" w:fill="FBF5EE"/>
-          </w:tcPr>
-          <w:p>
-            <w:pPr>
-              <w:spacing w:before="40" w:after="40" w:line="276" w:lineRule="auto"/>
-            </w:pPr>
-            <w:r>
-              <w:rPr>
-                <w:rFonts w:ascii="Jost" w:hAnsi="Jost" w:cs="Jost" w:eastAsia="Jost"/>
-                <w:b w:val="0"/>
-                <w:i w:val="0"/>
-                <w:color w:val="4A3A2C"/>
-                <w:sz w:val="17"/>
-              </w:rPr>
-              <w:t>The sequence a Host tailors on the day</w:t>
-            </w:r>
-          </w:p>
-        </w:tc>
-      </w:tr>
-      <w:tr>
-        <w:tc>
-          <w:tcPr>
-            <w:tcW w:type="dxa" w:w="3137"/>
-          </w:tcPr>
-          <w:p>
-            <w:pPr>
-              <w:spacing w:before="40" w:after="40" w:line="276" w:lineRule="auto"/>
-            </w:pPr>
-            <w:r>
-              <w:rPr>
-                <w:rFonts w:ascii="Jost" w:hAnsi="Jost" w:cs="Jost" w:eastAsia="Jost"/>
-                <w:b w:val="0"/>
-                <w:i w:val="0"/>
-                <w:color w:val="4A3A2C"/>
-                <w:sz w:val="17"/>
-              </w:rPr>
-              <w:t>Studio</w:t>
-            </w:r>
-          </w:p>
-        </w:tc>
-        <w:tc>
-          <w:tcPr>
-            <w:tcW w:type="dxa" w:w="3137"/>
-          </w:tcPr>
-          <w:p>
-            <w:pPr>
-              <w:spacing w:before="40" w:after="40" w:line="276" w:lineRule="auto"/>
-            </w:pPr>
-            <w:r>
-              <w:rPr>
-                <w:rFonts w:ascii="Jost" w:hAnsi="Jost" w:cs="Jost" w:eastAsia="Jost"/>
-                <w:b w:val="0"/>
-                <w:i w:val="0"/>
-                <w:color w:val="4A3A2C"/>
-                <w:sz w:val="17"/>
-              </w:rPr>
-              <w:t>Clinic (in general marketing)</w:t>
-            </w:r>
-          </w:p>
-        </w:tc>
-        <w:tc>
-          <w:tcPr>
-            <w:tcW w:type="dxa" w:w="3137"/>
           </w:tcPr>
           <w:p>
             <w:pPr>
@@ -4993,7 +5058,6 @@
         <w:tc>
           <w:tcPr>
             <w:tcW w:type="dxa" w:w="3137"/>
-            <w:shd w:val="clear" w:color="auto" w:fill="FBF5EE"/>
           </w:tcPr>
           <w:p>
             <w:pPr>
@@ -5014,7 +5078,6 @@
         <w:tc>
           <w:tcPr>
             <w:tcW w:type="dxa" w:w="3137"/>
-            <w:shd w:val="clear" w:color="auto" w:fill="FBF5EE"/>
           </w:tcPr>
           <w:p>
             <w:pPr>
@@ -5035,7 +5098,6 @@
         <w:tc>
           <w:tcPr>
             <w:tcW w:type="dxa" w:w="3137"/>
-            <w:shd w:val="clear" w:color="auto" w:fill="FBF5EE"/>
           </w:tcPr>
           <w:p>
             <w:pPr>
@@ -5058,6 +5120,7 @@
         <w:tc>
           <w:tcPr>
             <w:tcW w:type="dxa" w:w="3137"/>
+            <w:shd w:val="clear" w:color="auto" w:fill="FBF5EE"/>
           </w:tcPr>
           <w:p>
             <w:pPr>
@@ -5078,6 +5141,7 @@
         <w:tc>
           <w:tcPr>
             <w:tcW w:type="dxa" w:w="3137"/>
+            <w:shd w:val="clear" w:color="auto" w:fill="FBF5EE"/>
           </w:tcPr>
           <w:p>
             <w:pPr>
@@ -5098,6 +5162,7 @@
         <w:tc>
           <w:tcPr>
             <w:tcW w:type="dxa" w:w="3137"/>
+            <w:shd w:val="clear" w:color="auto" w:fill="FBF5EE"/>
           </w:tcPr>
           <w:p>
             <w:pPr>
@@ -5120,7 +5185,6 @@
         <w:tc>
           <w:tcPr>
             <w:tcW w:type="dxa" w:w="3137"/>
-            <w:shd w:val="clear" w:color="auto" w:fill="FBF5EE"/>
           </w:tcPr>
           <w:p>
             <w:pPr>
@@ -5134,14 +5198,13 @@
                 <w:color w:val="4A3A2C"/>
                 <w:sz w:val="17"/>
               </w:rPr>
-              <w:t>Licensed clinician</w:t>
+              <w:t>Wellness session</w:t>
             </w:r>
           </w:p>
         </w:tc>
         <w:tc>
           <w:tcPr>
             <w:tcW w:type="dxa" w:w="3137"/>
-            <w:shd w:val="clear" w:color="auto" w:fill="FBF5EE"/>
           </w:tcPr>
           <w:p>
             <w:pPr>
@@ -5155,14 +5218,13 @@
                 <w:color w:val="4A3A2C"/>
                 <w:sz w:val="17"/>
               </w:rPr>
-              <w:t>Nurse/doctor (in marketing)</w:t>
+              <w:t>Medical treatment, therapy (for hyperbaric)</w:t>
             </w:r>
           </w:p>
         </w:tc>
         <w:tc>
           <w:tcPr>
             <w:tcW w:type="dxa" w:w="3137"/>
-            <w:shd w:val="clear" w:color="auto" w:fill="FBF5EE"/>
           </w:tcPr>
           <w:p>
             <w:pPr>
@@ -5176,7 +5238,27 @@
                 <w:color w:val="4A3A2C"/>
                 <w:sz w:val="17"/>
               </w:rPr>
-              <w:t>For IV therapy, subject to DHA requirements</w:t>
+              <w:t xml:space="preserve">Hyperbaric Oxygen is described as a wellness session </w:t>
+            </w:r>
+            <w:r>
+              <w:rPr>
+                <w:rFonts w:ascii="Jost" w:hAnsi="Jost" w:cs="Jost" w:eastAsia="Jost"/>
+                <w:b w:val="0"/>
+                <w:i w:val="0"/>
+                <w:color w:val="A6754C"/>
+                <w:sz w:val="17"/>
+              </w:rPr>
+              <w:t>[confirm licensing requirements for hyperbaric with DHA / licensing authority]</w:t>
+            </w:r>
+            <w:r>
+              <w:rPr>
+                <w:rFonts w:ascii="Jost" w:hAnsi="Jost" w:cs="Jost" w:eastAsia="Jost"/>
+                <w:b w:val="0"/>
+                <w:i w:val="0"/>
+                <w:color w:val="4A3A2C"/>
+                <w:sz w:val="17"/>
+              </w:rPr>
+              <w:t>. IV therapy is not offered at launch and is not marketed</w:t>
             </w:r>
           </w:p>
         </w:tc>
@@ -5667,7 +5749,7 @@
                 <w:color w:val="4A3A2C"/>
                 <w:sz w:val="17"/>
               </w:rPr>
-              <w:t xml:space="preserve">Short mark or full lockup; name; title (for example "Host" or "General Manager"); </w:t>
+              <w:t xml:space="preserve">Short mark or full lockup; name; title (for example "Host", "Healer" or "General Manager"); </w:t>
             </w:r>
             <w:r>
               <w:rPr>
@@ -5834,6 +5916,112 @@
                 <w:sz w:val="17"/>
               </w:rPr>
               <w:t>Short mark; Caveat signature permitted</w:t>
+            </w:r>
+          </w:p>
+        </w:tc>
+      </w:tr>
+      <w:tr>
+        <w:tc>
+          <w:tcPr>
+            <w:tcW w:type="dxa" w:w="4706"/>
+          </w:tcPr>
+          <w:p>
+            <w:pPr>
+              <w:spacing w:before="40" w:after="40" w:line="276" w:lineRule="auto"/>
+            </w:pPr>
+            <w:r>
+              <w:rPr>
+                <w:rFonts w:ascii="Jost" w:hAnsi="Jost" w:cs="Jost" w:eastAsia="Jost"/>
+                <w:b w:val="0"/>
+                <w:i w:val="0"/>
+                <w:color w:val="4A3A2C"/>
+                <w:sz w:val="17"/>
+              </w:rPr>
+              <w:t>Branded amenities</w:t>
+            </w:r>
+          </w:p>
+        </w:tc>
+        <w:tc>
+          <w:tcPr>
+            <w:tcW w:type="dxa" w:w="4706"/>
+          </w:tcPr>
+          <w:p>
+            <w:pPr>
+              <w:spacing w:before="40" w:after="40" w:line="276" w:lineRule="auto"/>
+            </w:pPr>
+            <w:r>
+              <w:rPr>
+                <w:rFonts w:ascii="Jost" w:hAnsi="Jost" w:cs="Jost" w:eastAsia="Jost"/>
+                <w:b w:val="0"/>
+                <w:i w:val="0"/>
+                <w:color w:val="4A3A2C"/>
+                <w:sz w:val="17"/>
+              </w:rPr>
+              <w:t>Short mark on robes, towels, guest clothing and hotel-style slippers; tone-on-tone in Sand, Cream or Espresso</w:t>
+            </w:r>
+          </w:p>
+        </w:tc>
+      </w:tr>
+      <w:tr>
+        <w:tc>
+          <w:tcPr>
+            <w:tcW w:type="dxa" w:w="4706"/>
+            <w:shd w:val="clear" w:color="auto" w:fill="FBF5EE"/>
+          </w:tcPr>
+          <w:p>
+            <w:pPr>
+              <w:spacing w:before="40" w:after="40" w:line="276" w:lineRule="auto"/>
+            </w:pPr>
+            <w:r>
+              <w:rPr>
+                <w:rFonts w:ascii="Jost" w:hAnsi="Jost" w:cs="Jost" w:eastAsia="Jost"/>
+                <w:b w:val="0"/>
+                <w:i w:val="0"/>
+                <w:color w:val="4A3A2C"/>
+                <w:sz w:val="17"/>
+              </w:rPr>
+              <w:t>Retail and packaging</w:t>
+            </w:r>
+          </w:p>
+        </w:tc>
+        <w:tc>
+          <w:tcPr>
+            <w:tcW w:type="dxa" w:w="4706"/>
+            <w:shd w:val="clear" w:color="auto" w:fill="FBF5EE"/>
+          </w:tcPr>
+          <w:p>
+            <w:pPr>
+              <w:spacing w:before="40" w:after="40" w:line="276" w:lineRule="auto"/>
+            </w:pPr>
+            <w:r>
+              <w:rPr>
+                <w:rFonts w:ascii="Jost" w:hAnsi="Jost" w:cs="Jost" w:eastAsia="Jost"/>
+                <w:b w:val="0"/>
+                <w:i w:val="0"/>
+                <w:color w:val="4A3A2C"/>
+                <w:sz w:val="17"/>
+              </w:rPr>
+              <w:t xml:space="preserve">Short mark on copper mugs, organic fragrances, wellness pillows and linen merchandise; prices shown only as approved, AED </w:t>
+            </w:r>
+            <w:r>
+              <w:rPr>
+                <w:rFonts w:ascii="Jost" w:hAnsi="Jost" w:cs="Jost" w:eastAsia="Jost"/>
+                <w:b w:val="0"/>
+                <w:i w:val="0"/>
+                <w:color w:val="A6754C"/>
+                <w:sz w:val="17"/>
+              </w:rPr>
+              <w:t>[___]</w:t>
+            </w:r>
+            <w:r>
+              <w:rPr>
+                <w:rFonts w:ascii="Jost" w:hAnsi="Jost" w:cs="Jost" w:eastAsia="Jost"/>
+                <w:b w:val="0"/>
+                <w:i w:val="0"/>
+                <w:color w:val="4A3A2C"/>
+                <w:sz w:val="17"/>
+              </w:rPr>
+              <w:t xml:space="preserve"> in drafts</w:t>
             </w:r>
           </w:p>
         </w:tc>
